--- a/downloads/documents/05 Materials/Unit 02/Slides/Slides 02.12 - Saving and Compound Growth.docx
+++ b/downloads/documents/05 Materials/Unit 02/Slides/Slides 02.12 - Saving and Compound Growth.docx
@@ -439,7 +439,7 @@
         <w:t xml:space="preserve"> </w:t>
       </w:r>
       <w:r>
-        <w:t xml:space="preserve">Notes: The check at your desk: year 2 balance before interest is $2,132. If a pair has $52 interest again in year 2, they forgot the deposit.</w:t>
+        <w:t xml:space="preserve">Notes: The check at your desk: year 2 balance before interest is $2,132. If a pair has $52 interest again in year 2, they took 5 percent of the new deposit alone and left out the $1,092 carried from year 1.</w:t>
       </w:r>
     </w:p>
     <w:p>

--- a/downloads/documents/05 Materials/Unit 02/Slides/Slides 02.12 - Saving and Compound Growth.docx
+++ b/downloads/documents/05 Materials/Unit 02/Slides/Slides 02.12 - Saving and Compound Growth.docx
@@ -6,9 +6,9 @@
       <w:pPr>
         <w:pStyle w:val="Heading1"/>
       </w:pPr>
-      <w:bookmarkStart w:id="20" w:name="slides-02.12-saving-and-compound-growth"/>
-      <w:r>
-        <w:t xml:space="preserve">Slides 02.12: Saving and Compound Growth</w:t>
+      <w:bookmarkStart w:id="20" w:name="slides-2.12-saving-and-compound-growth"/>
+      <w:r>
+        <w:t xml:space="preserve">Slides 2.12: Saving and Compound Growth</w:t>
       </w:r>
       <w:bookmarkEnd w:id="20"/>
     </w:p>

--- a/downloads/documents/05 Materials/Unit 02/Slides/Slides 02.12 - Saving and Compound Growth.docx
+++ b/downloads/documents/05 Materials/Unit 02/Slides/Slides 02.12 - Saving and Compound Growth.docx
@@ -149,7 +149,7 @@
         <w:pStyle w:val="Compact"/>
       </w:pPr>
       <w:r>
-        <w:t xml:space="preserve">A jar or a drawer: no growth, no protection, easy to raid.</w:t>
+        <w:t xml:space="preserve">A jar or a drawer: no growth, no protection, easy to take money out of.</w:t>
       </w:r>
     </w:p>
     <w:p>
@@ -161,7 +161,7 @@
         <w:pStyle w:val="Compact"/>
       </w:pPr>
       <w:r>
-        <w:t xml:space="preserve">A savings account: pays interest, insured up to $250,000, harder to raid.</w:t>
+        <w:t xml:space="preserve">A savings account: pays interest, insured up to $250,000, harder to take money out of.</w:t>
       </w:r>
     </w:p>
     <w:p>
@@ -271,7 +271,7 @@
         <w:pStyle w:val="Compact"/>
       </w:pPr>
       <w:r>
-        <w:t xml:space="preserve">Lesson 2.9 already put it second on the Budget Builder. This is why.</w:t>
+        <w:t xml:space="preserve">Lesson 2.9 already put it right after income on the Budget Builder, before any expense. This is why.</w:t>
       </w:r>
     </w:p>
     <w:p>
